--- a/lessons/5-5/readiness/practice.docx
+++ b/lessons/5-5/readiness/practice.docx
@@ -14,7 +14,7 @@
           <w:sz w:val="36"/>
           <w:szCs w:val="36"/>
         </w:rPr>
-        <w:t xml:space="preserve">Get Ready: Area of Composite Figures</w:t>
+        <w:t xml:space="preserve">Get Ready: Volume with Whole Number Edges</w:t>
       </w:r>
     </w:p>
     <w:p>
@@ -29,7 +29,7 @@
           <w:sz w:val="20"/>
           <w:szCs w:val="20"/>
         </w:rPr>
-        <w:t xml:space="preserve">Readiness practice for Lesson 5-5  ·  Builds toward 6.G.1</w:t>
+        <w:t xml:space="preserve">Readiness practice for Lesson 10-1  ·  Builds toward 6.G.2</w:t>
       </w:r>
     </w:p>
     <w:p>
@@ -68,7 +68,7 @@
           <w:sz w:val="22"/>
           <w:szCs w:val="22"/>
         </w:rPr>
-        <w:t xml:space="preserve">A composite figure is just simpler shapes stuck together. You find each piece's area and add them up. So the feeder skills are rectangle and triangle area plus adding areas. Warm those up and any L-shape or house-shape becomes a few easy pieces.</w:t>
+        <w:t xml:space="preserve">To find the volume of a box, you multiply three edge lengths together: length × width × height. That whole skill runs on solid multiplication facts and being able to multiply three numbers in a row. Warm those up and counting cubes feels easy.</w:t>
       </w:r>
     </w:p>
     <w:p>
@@ -81,7 +81,7 @@
           <w:sz w:val="20"/>
           <w:szCs w:val="20"/>
         </w:rPr>
-        <w:t xml:space="preserve">Skills you'll warm up: Area of a rectangle (base × height)  ·  Triangle area (base × height ÷ 2)  ·  Adding areas  ·  Square units</w:t>
+        <w:t xml:space="preserve">Skills you'll warm up: Multiplication facts  ·  Multiplying three numbers  ·  Counting unit cubes  ·  Cubic units</w:t>
       </w:r>
     </w:p>
     <w:p>
@@ -124,19 +124,19 @@
           <w:sz w:val="20"/>
           <w:szCs w:val="20"/>
         </w:rPr>
-        <w:t xml:space="preserve">Find each piece, then add.</w:t>
-      </w:r>
-    </w:p>
-    <w:p>
-      <w:pPr>
-        <w:spacing w:after="40" w:before="0"/>
-      </w:pPr>
-      <w:r>
-        <w:rPr>
-          <w:sz w:val="22"/>
-          <w:szCs w:val="22"/>
-        </w:rPr>
-        <w:t xml:space="preserve">1.  Rectangle one is 3 by 4. Area = 3 × 4 = ___?</w:t>
+        <w:t xml:space="preserve">Let's multiply three numbers one step at a time.</w:t>
+      </w:r>
+    </w:p>
+    <w:p>
+      <w:pPr>
+        <w:spacing w:after="40" w:before="0"/>
+      </w:pPr>
+      <w:r>
+        <w:rPr>
+          <w:sz w:val="22"/>
+          <w:szCs w:val="22"/>
+        </w:rPr>
+        <w:t xml:space="preserve">1.  First step: 2 × 3 = ___</w:t>
       </w:r>
     </w:p>
     <w:p>
@@ -159,7 +159,7 @@
           <w:sz w:val="22"/>
           <w:szCs w:val="22"/>
         </w:rPr>
-        <w:t xml:space="preserve">2.  Rectangle two is 2 by 4. Area = 2 × 4 = ___?</w:t>
+        <w:t xml:space="preserve">2.  Now finish: take your answer (6) × 4 = ___</w:t>
       </w:r>
     </w:p>
     <w:p>
@@ -182,7 +182,7 @@
           <w:sz w:val="22"/>
           <w:szCs w:val="22"/>
         </w:rPr>
-        <w:t xml:space="preserve">3.  Add the two pieces: 12 + 8 = ___?</w:t>
+        <w:t xml:space="preserve">3.  So 2 × 3 × 4 = ___</w:t>
       </w:r>
     </w:p>
     <w:p>
@@ -222,19 +222,19 @@
           <w:sz w:val="20"/>
           <w:szCs w:val="20"/>
         </w:rPr>
-        <w:t xml:space="preserve">Add a rectangle and a triangle.</w:t>
-      </w:r>
-    </w:p>
-    <w:p>
-      <w:pPr>
-        <w:spacing w:after="40" w:before="0"/>
-      </w:pPr>
-      <w:r>
-        <w:rPr>
-          <w:sz w:val="22"/>
-          <w:szCs w:val="22"/>
-        </w:rPr>
-        <w:t xml:space="preserve">1.  A rectangle is 5 by 4. Area = ___?</w:t>
+        <w:t xml:space="preserve">Multiply all three edges.</w:t>
+      </w:r>
+    </w:p>
+    <w:p>
+      <w:pPr>
+        <w:spacing w:after="40" w:before="0"/>
+      </w:pPr>
+      <w:r>
+        <w:rPr>
+          <w:sz w:val="22"/>
+          <w:szCs w:val="22"/>
+        </w:rPr>
+        <w:t xml:space="preserve">1.  3 × 3 × 2 = ___</w:t>
       </w:r>
     </w:p>
     <w:p>
@@ -257,7 +257,7 @@
           <w:sz w:val="22"/>
           <w:szCs w:val="22"/>
         </w:rPr>
-        <w:t xml:space="preserve">2.  A triangle has base 4 and height 3. Area = base × height ÷ 2 = ___?</w:t>
+        <w:t xml:space="preserve">2.  A box is 5 long, 2 wide, 3 tall. How many unit cubes fill it? (5 × 2 × 3)</w:t>
       </w:r>
     </w:p>
     <w:p>
@@ -280,7 +280,20 @@
           <w:sz w:val="22"/>
           <w:szCs w:val="22"/>
         </w:rPr>
-        <w:t xml:space="preserve">3.  Add both pieces: 20 + 6 = ___?</w:t>
+        <w:t xml:space="preserve">3.  Volume is measured in which units?</w:t>
+      </w:r>
+    </w:p>
+    <w:p>
+      <w:pPr>
+        <w:spacing w:after="40" w:before="0"/>
+      </w:pPr>
+      <w:r>
+        <w:rPr>
+          <w:color w:val="5E6E7E"/>
+          <w:sz w:val="20"/>
+          <w:szCs w:val="20"/>
+        </w:rPr>
+        <w:t xml:space="preserve">     choices: Square units   /   Cubic units   /   Plain units</w:t>
       </w:r>
     </w:p>
     <w:p>
@@ -320,19 +333,19 @@
           <w:sz w:val="20"/>
           <w:szCs w:val="20"/>
         </w:rPr>
-        <w:t xml:space="preserve">Stretch: three pieces added together.</w:t>
-      </w:r>
-    </w:p>
-    <w:p>
-      <w:pPr>
-        <w:spacing w:after="40" w:before="0"/>
-      </w:pPr>
-      <w:r>
-        <w:rPr>
-          <w:sz w:val="22"/>
-          <w:szCs w:val="22"/>
-        </w:rPr>
-        <w:t xml:space="preserve">1.  Rectangle 6 by 5, plus rectangle 2 by 5. Find both, then add: ___?</w:t>
+        <w:t xml:space="preserve">Stretch into full volume problems.</w:t>
+      </w:r>
+    </w:p>
+    <w:p>
+      <w:pPr>
+        <w:spacing w:after="40" w:before="0"/>
+      </w:pPr>
+      <w:r>
+        <w:rPr>
+          <w:sz w:val="22"/>
+          <w:szCs w:val="22"/>
+        </w:rPr>
+        <w:t xml:space="preserve">1.  Find the volume: 4 × 3 × 5 cubic units.</w:t>
       </w:r>
     </w:p>
     <w:p>
@@ -355,7 +368,7 @@
           <w:sz w:val="22"/>
           <w:szCs w:val="22"/>
         </w:rPr>
-        <w:t xml:space="preserve">2.  A figure has a rectangle of area 24 and a triangle of area 9. Total area = ___?</w:t>
+        <w:t xml:space="preserve">2.  A box is 6 long, 2 wide, 4 tall. What is its volume? (cubic units)</w:t>
       </w:r>
     </w:p>
     <w:p>
@@ -393,7 +406,7 @@
           <w:sz w:val="22"/>
           <w:szCs w:val="22"/>
         </w:rPr>
-        <w:t xml:space="preserve">1.  Two pieces have areas 18 and 7. What is the total area?</w:t>
+        <w:t xml:space="preserve">1.  What is 3 × 4 × 2?</w:t>
       </w:r>
     </w:p>
     <w:p>
@@ -416,7 +429,20 @@
           <w:sz w:val="22"/>
           <w:szCs w:val="22"/>
         </w:rPr>
-        <w:t xml:space="preserve">2.  A rectangle of area 30 and a triangle of area 5 are joined. Total area = ___?</w:t>
+        <w:t xml:space="preserve">2.  A box holds 5 cubes across, 2 back, and 2 tall. How many unit cubes is that?</w:t>
+      </w:r>
+    </w:p>
+    <w:p>
+      <w:pPr>
+        <w:spacing w:after="40" w:before="0"/>
+      </w:pPr>
+      <w:r>
+        <w:rPr>
+          <w:color w:val="5E6E7E"/>
+          <w:sz w:val="20"/>
+          <w:szCs w:val="20"/>
+        </w:rPr>
+        <w:t xml:space="preserve">     choices: 9   /   14   /   20   /   25</w:t>
       </w:r>
     </w:p>
     <w:p>
@@ -442,7 +468,7 @@
           <w:sz w:val="20"/>
           <w:szCs w:val="20"/>
         </w:rPr>
-        <w:t xml:space="preserve">When you've finished, open Lesson 5-5 and dive in!</w:t>
+        <w:t xml:space="preserve">When you've finished, open Lesson 10-1 and dive in!</w:t>
       </w:r>
     </w:p>
     <w:p>
@@ -489,7 +515,7 @@
           <w:sz w:val="20"/>
           <w:szCs w:val="20"/>
         </w:rPr>
-        <w:t xml:space="preserve">1. 12</w:t>
+        <w:t xml:space="preserve">1. 6</w:t>
       </w:r>
     </w:p>
     <w:p>
@@ -501,7 +527,7 @@
           <w:sz w:val="20"/>
           <w:szCs w:val="20"/>
         </w:rPr>
-        <w:t xml:space="preserve">2. 8</w:t>
+        <w:t xml:space="preserve">2. 24</w:t>
       </w:r>
     </w:p>
     <w:p>
@@ -513,7 +539,7 @@
           <w:sz w:val="20"/>
           <w:szCs w:val="20"/>
         </w:rPr>
-        <w:t xml:space="preserve">3. 20</w:t>
+        <w:t xml:space="preserve">3. 24</w:t>
       </w:r>
     </w:p>
     <w:p>
@@ -540,7 +566,7 @@
           <w:sz w:val="20"/>
           <w:szCs w:val="20"/>
         </w:rPr>
-        <w:t xml:space="preserve">1. 20</w:t>
+        <w:t xml:space="preserve">1. 18</w:t>
       </w:r>
     </w:p>
     <w:p>
@@ -552,7 +578,7 @@
           <w:sz w:val="20"/>
           <w:szCs w:val="20"/>
         </w:rPr>
-        <w:t xml:space="preserve">2. 6</w:t>
+        <w:t xml:space="preserve">2. 30</w:t>
       </w:r>
     </w:p>
     <w:p>
@@ -564,7 +590,7 @@
           <w:sz w:val="20"/>
           <w:szCs w:val="20"/>
         </w:rPr>
-        <w:t xml:space="preserve">3. 26</w:t>
+        <w:t xml:space="preserve">3. Cubic units</w:t>
       </w:r>
     </w:p>
     <w:p>
@@ -591,7 +617,7 @@
           <w:sz w:val="20"/>
           <w:szCs w:val="20"/>
         </w:rPr>
-        <w:t xml:space="preserve">1. 40</w:t>
+        <w:t xml:space="preserve">1. 60</w:t>
       </w:r>
     </w:p>
     <w:p>
@@ -603,7 +629,7 @@
           <w:sz w:val="20"/>
           <w:szCs w:val="20"/>
         </w:rPr>
-        <w:t xml:space="preserve">2. 33</w:t>
+        <w:t xml:space="preserve">2. 48</w:t>
       </w:r>
     </w:p>
     <w:p>
@@ -630,7 +656,7 @@
           <w:sz w:val="20"/>
           <w:szCs w:val="20"/>
         </w:rPr>
-        <w:t xml:space="preserve">1. 25</w:t>
+        <w:t xml:space="preserve">1. 24</w:t>
       </w:r>
     </w:p>
     <w:p>
@@ -642,7 +668,7 @@
           <w:sz w:val="20"/>
           <w:szCs w:val="20"/>
         </w:rPr>
-        <w:t xml:space="preserve">2. 35</w:t>
+        <w:t xml:space="preserve">2. 20</w:t>
       </w:r>
     </w:p>
     <w:sectPr>
